--- a/public/downloads/zayavlenie-v-mfo-o-grafike.docx
+++ b/public/downloads/zayavlenie-v-mfo-o-grafike.docx
@@ -4,334 +4,351 @@
   <w:body>
     <w:p>
       <w:pPr>
-        <w:pStyle w:val="Title"/>
-        <w:jc w:val="center"/>
+        <w:spacing w:before="0" w:after="40"/>
+        <w:ind w:firstLine="0"/>
+        <w:jc w:val="right"/>
       </w:pPr>
       <w:r>
         <w:rPr>
+          <w:rFonts w:ascii="Times New Roman" w:hAnsi="Times New Roman"/>
           <w:b/>
+          <w:sz w:val="24"/>
         </w:rPr>
-        <w:t>ЗАЯВЛЕНИЕ</w:t>
-        <w:br/>
-        <w:t>о внесении изменений в условия договора микрокредита</w:t>
-        <w:br/>
-        <w:t>и предоставлении графика погашения</w:t>
+        <w:t>В [НАИМЕНОВАНИЕ МФО]</w:t>
       </w:r>
     </w:p>
     <w:p>
       <w:pPr>
+        <w:spacing w:before="0" w:after="40"/>
+        <w:ind w:firstLine="0"/>
+        <w:jc w:val="right"/>
+      </w:pPr>
+      <w:r>
+        <w:rPr>
+          <w:rFonts w:ascii="Times New Roman" w:hAnsi="Times New Roman"/>
+          <w:b/>
+          <w:sz w:val="24"/>
+        </w:rPr>
+        <w:t>БИН: [000000000000]</w:t>
+      </w:r>
+    </w:p>
+    <w:p>
+      <w:pPr>
+        <w:spacing w:before="0" w:after="40"/>
+        <w:ind w:firstLine="0"/>
         <w:jc w:val="right"/>
       </w:pPr>
       <w:r>
         <w:rPr>
           <w:rFonts w:ascii="Times New Roman" w:hAnsi="Times New Roman"/>
           <w:b w:val="0"/>
-          <w:sz w:val="22"/>
+          <w:sz w:val="24"/>
         </w:rPr>
-        <w:t>Кому: [полное наименование МФО/организации микрофинансовой деятельности, БИН, адрес/e-mail]</w:t>
+        <w:t>Адрес: [юридический адрес МФО]</w:t>
       </w:r>
     </w:p>
     <w:p>
       <w:pPr>
+        <w:spacing w:before="0" w:after="40"/>
+        <w:ind w:firstLine="0"/>
         <w:jc w:val="right"/>
       </w:pPr>
       <w:r>
         <w:rPr>
           <w:rFonts w:ascii="Times New Roman" w:hAnsi="Times New Roman"/>
           <w:b w:val="0"/>
-          <w:sz w:val="22"/>
+          <w:sz w:val="24"/>
         </w:rPr>
-        <w:t>От заемщика: [ФИО полностью, ИИН]</w:t>
+        <w:t>от [ФИО ЗАЁМЩИКА ЗАГЛАВНЫМИ БУКВАМИ]</w:t>
       </w:r>
     </w:p>
     <w:p>
       <w:pPr>
+        <w:spacing w:before="0" w:after="40"/>
+        <w:ind w:firstLine="0"/>
+        <w:jc w:val="right"/>
+      </w:pPr>
+      <w:r>
+        <w:rPr>
+          <w:rFonts w:ascii="Times New Roman" w:hAnsi="Times New Roman"/>
+          <w:b/>
+          <w:sz w:val="24"/>
+        </w:rPr>
+        <w:t>ИИН: [000000000000]</w:t>
+      </w:r>
+    </w:p>
+    <w:p>
+      <w:pPr>
+        <w:spacing w:before="0" w:after="40"/>
+        <w:ind w:firstLine="0"/>
         <w:jc w:val="right"/>
       </w:pPr>
       <w:r>
         <w:rPr>
           <w:rFonts w:ascii="Times New Roman" w:hAnsi="Times New Roman"/>
           <w:b w:val="0"/>
-          <w:sz w:val="22"/>
+          <w:sz w:val="24"/>
         </w:rPr>
-        <w:t>Адрес: [адрес], телефон: [номер], e-mail: [почта]</w:t>
+        <w:t>Дата рождения: [дд.мм.гггг] г.</w:t>
       </w:r>
     </w:p>
     <w:p>
+      <w:pPr>
+        <w:spacing w:before="0" w:after="40"/>
+        <w:ind w:firstLine="0"/>
+        <w:jc w:val="right"/>
+      </w:pPr>
       <w:r>
         <w:rPr>
           <w:rFonts w:ascii="Times New Roman" w:hAnsi="Times New Roman"/>
           <w:b w:val="0"/>
-          <w:sz w:val="22"/>
+          <w:sz w:val="24"/>
         </w:rPr>
+        <w:t>Адрес: [область, район, населённый пункт, улица, дом]</w:t>
+      </w:r>
+    </w:p>
+    <w:p>
+      <w:pPr>
+        <w:spacing w:before="0" w:after="40"/>
+        <w:ind w:firstLine="0"/>
+        <w:jc w:val="right"/>
+      </w:pPr>
+      <w:r>
+        <w:rPr>
+          <w:rFonts w:ascii="Times New Roman" w:hAnsi="Times New Roman"/>
+          <w:b w:val="0"/>
+          <w:sz w:val="24"/>
+        </w:rPr>
+        <w:t>Тел.: [+7 ___ ___ __ __]</w:t>
+      </w:r>
+    </w:p>
+    <w:p>
+      <w:pPr>
+        <w:spacing w:before="240" w:after="120"/>
+        <w:ind w:firstLine="0"/>
+        <w:jc w:val="center"/>
+      </w:pPr>
+      <w:r>
+        <w:rPr>
+          <w:rFonts w:ascii="Times New Roman" w:hAnsi="Times New Roman"/>
+          <w:b/>
+          <w:sz w:val="28"/>
+        </w:rPr>
+        <w:t>ЗАЯВЛЕНИЕ</w:t>
+      </w:r>
+    </w:p>
+    <w:p>
+      <w:pPr>
+        <w:spacing w:before="40" w:after="120"/>
+        <w:ind w:firstLine="0"/>
+        <w:jc w:val="center"/>
+      </w:pPr>
+      <w:r>
+        <w:rPr>
+          <w:rFonts w:ascii="Times New Roman" w:hAnsi="Times New Roman"/>
+          <w:b/>
+          <w:sz w:val="24"/>
+        </w:rPr>
+        <w:t>о предоставлении графика погашения задолженности</w:t>
+        <w:br/>
+        <w:t>без первоначального взноса</w:t>
+      </w:r>
+    </w:p>
+    <w:p>
+      <w:pPr>
+        <w:spacing w:before="0" w:after="120"/>
+        <w:ind w:firstLine="709"/>
+        <w:jc w:val="both"/>
+      </w:pPr>
+      <w:r>
+        <w:rPr>
+          <w:rFonts w:ascii="Times New Roman" w:hAnsi="Times New Roman"/>
+          <w:b w:val="0"/>
+          <w:sz w:val="24"/>
+        </w:rPr>
+        <w:t>Я, [ФИО заёмщика], являюсь заёмщиком по договору микрокредита № [XXXXXXX] от [дд.мм.гггг] года, заключённому с [наименование МФО].</w:t>
+      </w:r>
+    </w:p>
+    <w:p>
+      <w:pPr>
+        <w:spacing w:before="0" w:after="120"/>
+        <w:ind w:firstLine="709"/>
+        <w:jc w:val="both"/>
+      </w:pPr>
+      <w:r>
+        <w:rPr>
+          <w:rFonts w:ascii="Times New Roman" w:hAnsi="Times New Roman"/>
+          <w:b w:val="0"/>
+          <w:sz w:val="24"/>
+        </w:rPr>
+        <w:t>Согласно имеющимся сведениям, по состоянию на [дд.мм.гггг] года сумма просроченных взносов по указанному договору составляет [СУММА] тенге. В настоящее время у меня имеются финансовые затруднения, в связи с чем единовременно погасить всю задолженность либо внести крупный первоначальный взнос не представляется возможным.</w:t>
+      </w:r>
+    </w:p>
+    <w:p>
+      <w:pPr>
+        <w:spacing w:before="0" w:after="120"/>
+        <w:ind w:firstLine="709"/>
+        <w:jc w:val="both"/>
+      </w:pPr>
+      <w:r>
+        <w:rPr>
+          <w:rFonts w:ascii="Times New Roman" w:hAnsi="Times New Roman"/>
+          <w:b w:val="0"/>
+          <w:sz w:val="24"/>
+        </w:rPr>
+        <w:t>При этом я не отказываюсь от исполнения обязательств и намерен(а) восстановить регулярные платежи. В целях добровольного урегулирования задолженности прошу предоставить мне посильный график погашения без первоначального взноса.</w:t>
+      </w:r>
+    </w:p>
+    <w:p>
+      <w:pPr>
+        <w:spacing w:before="0" w:after="80"/>
+        <w:ind w:firstLine="0"/>
+        <w:jc w:val="both"/>
+      </w:pPr>
+      <w:r>
+        <w:rPr>
+          <w:rFonts w:ascii="Times New Roman" w:hAnsi="Times New Roman"/>
+          <w:b/>
+          <w:sz w:val="24"/>
+        </w:rPr>
+        <w:t>ПРОШУ:</w:t>
+      </w:r>
+    </w:p>
+    <w:p>
+      <w:pPr>
+        <w:spacing w:before="0" w:after="80"/>
+        <w:ind w:firstLine="0" w:left="0"/>
+        <w:jc w:val="both"/>
+      </w:pPr>
+      <w:r>
+        <w:rPr>
+          <w:rFonts w:ascii="Times New Roman" w:hAnsi="Times New Roman"/>
+          <w:sz w:val="24"/>
+        </w:rPr>
+        <w:t>1. Рассмотреть настоящее заявление и согласовать график погашения задолженности сроком на [N] месяцев без первоначального взноса.</w:t>
+      </w:r>
+    </w:p>
+    <w:p>
+      <w:pPr>
+        <w:spacing w:before="0" w:after="80"/>
+        <w:ind w:firstLine="0" w:left="0"/>
+        <w:jc w:val="both"/>
+      </w:pPr>
+      <w:r>
+        <w:rPr>
+          <w:rFonts w:ascii="Times New Roman" w:hAnsi="Times New Roman"/>
+          <w:sz w:val="24"/>
+        </w:rPr>
+        <w:t>2. Установить ежемесячный платёж в размере [СУММА] тенге, с последним корректирующим платежом, либо направить иной письменный график с максимально возможным сроком и посильным ежемесячным платежом.</w:t>
+      </w:r>
+    </w:p>
+    <w:p>
+      <w:pPr>
+        <w:spacing w:before="0" w:after="80"/>
+        <w:ind w:firstLine="0" w:left="0"/>
+        <w:jc w:val="both"/>
+      </w:pPr>
+      <w:r>
+        <w:rPr>
+          <w:rFonts w:ascii="Times New Roman" w:hAnsi="Times New Roman"/>
+          <w:sz w:val="24"/>
+        </w:rPr>
+        <w:t>3. При наличии возможности зафиксировать сумму задолженности на дату заключения графика, не начислять дополнительные штрафы/пени в период добросовестного исполнения графика и рассмотреть вопрос о снижении либо списании неустойки.</w:t>
+      </w:r>
+    </w:p>
+    <w:p>
+      <w:pPr>
+        <w:spacing w:before="0" w:after="80"/>
+        <w:ind w:firstLine="0" w:left="0"/>
+        <w:jc w:val="both"/>
+      </w:pPr>
+      <w:r>
+        <w:rPr>
+          <w:rFonts w:ascii="Times New Roman" w:hAnsi="Times New Roman"/>
+          <w:sz w:val="24"/>
+        </w:rPr>
+        <w:t>4. Предоставить письменный ответ по результатам рассмотрения заявления и направить утверждённый график погашения задолженности.</w:t>
+      </w:r>
+    </w:p>
+    <w:p>
+      <w:pPr>
+        <w:spacing w:before="0" w:after="80"/>
+        <w:ind w:firstLine="0" w:left="0"/>
+        <w:jc w:val="both"/>
+      </w:pPr>
+      <w:r>
+        <w:rPr>
+          <w:rFonts w:ascii="Times New Roman" w:hAnsi="Times New Roman"/>
+          <w:sz w:val="24"/>
+        </w:rPr>
+        <w:t>5. До рассмотрения настоящего заявления не передавать вопрос на принудительное взыскание и не применять дополнительные меры взыскания при условии внесения платежей по согласованному графику.</w:t>
+      </w:r>
+    </w:p>
+    <w:p>
+      <w:pPr>
+        <w:spacing w:before="160" w:after="80"/>
+        <w:ind w:firstLine="0"/>
+        <w:jc w:val="both"/>
+      </w:pPr>
+      <w:r>
+        <w:rPr>
+          <w:rFonts w:ascii="Times New Roman" w:hAnsi="Times New Roman"/>
+          <w:b/>
+          <w:sz w:val="24"/>
+        </w:rPr>
+        <w:t>Предлагаемый график погашения:</w:t>
       </w:r>
     </w:p>
     <w:tbl>
       <w:tblPr>
+        <w:tblStyle w:val="TableGrid"/>
         <w:tblW w:type="auto" w:w="0"/>
-        <w:jc w:val="center"/>
         <w:tblLook w:firstColumn="1" w:firstRow="1" w:lastColumn="0" w:lastRow="0" w:noHBand="0" w:noVBand="1" w:val="04A0"/>
-        <w:tblBorders>
-          <w:top w:val="single" w:sz="4" w:space="0" w:color="BFBFBF"/>
-          <w:left w:val="single" w:sz="4" w:space="0" w:color="BFBFBF"/>
-          <w:bottom w:val="single" w:sz="4" w:space="0" w:color="BFBFBF"/>
-          <w:right w:val="single" w:sz="4" w:space="0" w:color="BFBFBF"/>
-          <w:insideH w:val="single" w:sz="4" w:space="0" w:color="BFBFBF"/>
-          <w:insideV w:val="single" w:sz="4" w:space="0" w:color="BFBFBF"/>
-        </w:tblBorders>
       </w:tblPr>
       <w:tblGrid>
-        <w:gridCol w:w="10256"/>
+        <w:gridCol w:w="4844"/>
+        <w:gridCol w:w="4844"/>
       </w:tblGrid>
       <w:tr>
         <w:tc>
           <w:tcPr>
-            <w:tcW w:type="dxa" w:w="10256"/>
-            <w:vAlign w:val="center"/>
-            <w:shd w:fill="F2F2F2"/>
+            <w:tcW w:type="dxa" w:w="4844"/>
+          </w:tcPr>
+          <w:p/>
+        </w:tc>
+        <w:tc>
+          <w:tcPr>
+            <w:tcW w:type="dxa" w:w="4844"/>
+          </w:tcPr>
+          <w:p/>
+        </w:tc>
+      </w:tr>
+      <w:tr>
+        <w:tc>
+          <w:tcPr>
+            <w:tcW w:type="dxa" w:w="4844"/>
           </w:tcPr>
           <w:p>
             <w:r>
               <w:rPr>
                 <w:rFonts w:ascii="Times New Roman" w:hAnsi="Times New Roman"/>
-                <w:b/>
-                <w:sz w:val="20"/>
-              </w:rPr>
-              <w:t xml:space="preserve">Антиотказ: </w:t>
-            </w:r>
-            <w:r>
-              <w:rPr>
-                <w:rFonts w:ascii="Times New Roman" w:hAnsi="Times New Roman"/>
-                <w:sz w:val="20"/>
-              </w:rPr>
-              <w:t>Главная причина отказов и “оставления без рассмотрения” - пустое заявление без доказательств. Приложите хотя бы один документ, который подтверждает причину просрочки и текущий доход/расходы.</w:t>
-            </w:r>
-          </w:p>
-        </w:tc>
-      </w:tr>
-    </w:tbl>
-    <w:p>
-      <w:r>
-        <w:rPr>
-          <w:rFonts w:ascii="Times New Roman" w:hAnsi="Times New Roman"/>
-          <w:b w:val="0"/>
-          <w:sz w:val="22"/>
-        </w:rPr>
-      </w:r>
-    </w:p>
-    <w:p>
-      <w:r>
-        <w:rPr>
-          <w:rFonts w:ascii="Times New Roman" w:hAnsi="Times New Roman"/>
-          <w:b w:val="0"/>
-          <w:sz w:val="22"/>
-        </w:rPr>
-        <w:t>Я, [ФИО], являюсь заемщиком по договору о предоставлении микрокредита № [номер] от [дата]. Сумма задолженности по состоянию на [дата] составляет ориентировочно [сумма] тенге.</w:t>
-      </w:r>
-    </w:p>
-    <w:p>
-      <w:r>
-        <w:rPr>
-          <w:rFonts w:ascii="Times New Roman" w:hAnsi="Times New Roman"/>
-          <w:b w:val="0"/>
-          <w:sz w:val="22"/>
-        </w:rPr>
-        <w:t>Причина невозможности оплаты на прежних условиях: [описать простыми фактами: потеря/снижение дохода, декрет, болезнь, содержание детей, арест счетов, временная безработица, иное].</w:t>
-      </w:r>
-    </w:p>
-    <w:p>
-      <w:r>
-        <w:rPr>
-          <w:rFonts w:ascii="Times New Roman" w:hAnsi="Times New Roman"/>
-          <w:b w:val="0"/>
-          <w:sz w:val="22"/>
-        </w:rPr>
-        <w:t>На основании законодательства Республики Казахстан о микрофинансовой деятельности и порядке урегулирования задолженности заемщика - физического лица прошу принять и зарегистрировать настоящее заявление.</w:t>
-      </w:r>
-    </w:p>
-    <w:p>
-      <w:r>
-        <w:rPr>
-          <w:rFonts w:ascii="Times New Roman" w:hAnsi="Times New Roman"/>
-          <w:b/>
-          <w:sz w:val="22"/>
-        </w:rPr>
-        <w:t>Прошу:</w:t>
-      </w:r>
-    </w:p>
-    <w:p>
-      <w:pPr>
-        <w:pStyle w:val="ListNumber"/>
-      </w:pPr>
-      <w:r>
-        <w:rPr>
-          <w:rFonts w:ascii="Times New Roman" w:hAnsi="Times New Roman"/>
-          <w:sz w:val="22"/>
-        </w:rPr>
-        <w:t>Изменить условия договора микрокредита и предоставить новый график погашения.</w:t>
-      </w:r>
-    </w:p>
-    <w:p>
-      <w:pPr>
-        <w:pStyle w:val="ListNumber"/>
-      </w:pPr>
-      <w:r>
-        <w:rPr>
-          <w:rFonts w:ascii="Times New Roman" w:hAnsi="Times New Roman"/>
-          <w:sz w:val="22"/>
-        </w:rPr>
-        <w:t>Установить посильный ежемесячный платеж в размере [сумма] тенге до [число] числа каждого месяца.</w:t>
-      </w:r>
-    </w:p>
-    <w:p>
-      <w:pPr>
-        <w:pStyle w:val="ListNumber"/>
-      </w:pPr>
-      <w:r>
-        <w:rPr>
-          <w:rFonts w:ascii="Times New Roman" w:hAnsi="Times New Roman"/>
-          <w:sz w:val="22"/>
-        </w:rPr>
-        <w:t>Разделить задолженность на срок [количество] месяцев либо предложить максимально возможный срок с учетом моего дохода.</w:t>
-      </w:r>
-    </w:p>
-    <w:p>
-      <w:pPr>
-        <w:pStyle w:val="ListNumber"/>
-      </w:pPr>
-      <w:r>
-        <w:rPr>
-          <w:rFonts w:ascii="Times New Roman" w:hAnsi="Times New Roman"/>
-          <w:sz w:val="22"/>
-        </w:rPr>
-        <w:t>Не требовать первоначальный взнос в размере, который объективно невозможно оплатить; при необходимости рассмотреть минимальный платеж [сумма] тенге.</w:t>
-      </w:r>
-    </w:p>
-    <w:p>
-      <w:pPr>
-        <w:pStyle w:val="ListNumber"/>
-      </w:pPr>
-      <w:r>
-        <w:rPr>
-          <w:rFonts w:ascii="Times New Roman" w:hAnsi="Times New Roman"/>
-          <w:sz w:val="22"/>
-        </w:rPr>
-        <w:t>Рассмотреть списание/уменьшение штрафов, пени, неустойки и иных санкций, чтобы график был реально исполнимым.</w:t>
-      </w:r>
-    </w:p>
-    <w:p>
-      <w:pPr>
-        <w:pStyle w:val="ListNumber"/>
-      </w:pPr>
-      <w:r>
-        <w:rPr>
-          <w:rFonts w:ascii="Times New Roman" w:hAnsi="Times New Roman"/>
-          <w:sz w:val="22"/>
-        </w:rPr>
-        <w:t>Предоставить письменный ответ: согласие, встречное предложение либо мотивированный отказ с указанием конкретных причин.</w:t>
-      </w:r>
-    </w:p>
-    <w:p>
-      <w:pPr>
-        <w:pStyle w:val="ListNumber"/>
-      </w:pPr>
-      <w:r>
-        <w:rPr>
-          <w:rFonts w:ascii="Times New Roman" w:hAnsi="Times New Roman"/>
-          <w:sz w:val="22"/>
-        </w:rPr>
-        <w:t>При неполном пакете документов направить уведомление с точным перечнем недостающих документов и сроком их предоставления.</w:t>
-      </w:r>
-    </w:p>
-    <w:p>
-      <w:pPr>
-        <w:pStyle w:val="ListNumber"/>
-      </w:pPr>
-      <w:r>
-        <w:rPr>
-          <w:rFonts w:ascii="Times New Roman" w:hAnsi="Times New Roman"/>
-          <w:sz w:val="22"/>
-        </w:rPr>
-        <w:t>На период рассмотрения заявления не инициировать новые меры взыскания, если такие действия ограничены законодательством.</w:t>
-      </w:r>
-    </w:p>
-    <w:p>
-      <w:r>
-        <w:rPr>
-          <w:rFonts w:ascii="Times New Roman" w:hAnsi="Times New Roman"/>
-          <w:b/>
-          <w:sz w:val="22"/>
-        </w:rPr>
-        <w:t>Предлагаемый вариант урегулирования:</w:t>
-      </w:r>
-    </w:p>
-    <w:tbl>
-      <w:tblPr>
-        <w:tblW w:type="auto" w:w="0"/>
-        <w:tblLook w:firstColumn="1" w:firstRow="1" w:lastColumn="0" w:lastRow="0" w:noHBand="0" w:noVBand="1" w:val="04A0"/>
-        <w:tblBorders>
-          <w:top w:val="single" w:sz="4" w:space="0" w:color="BFBFBF"/>
-          <w:left w:val="single" w:sz="4" w:space="0" w:color="BFBFBF"/>
-          <w:bottom w:val="single" w:sz="4" w:space="0" w:color="BFBFBF"/>
-          <w:right w:val="single" w:sz="4" w:space="0" w:color="BFBFBF"/>
-          <w:insideH w:val="single" w:sz="4" w:space="0" w:color="BFBFBF"/>
-          <w:insideV w:val="single" w:sz="4" w:space="0" w:color="BFBFBF"/>
-        </w:tblBorders>
-      </w:tblPr>
-      <w:tblGrid>
-        <w:gridCol w:w="3419"/>
-        <w:gridCol w:w="3419"/>
-        <w:gridCol w:w="3419"/>
-      </w:tblGrid>
-      <w:tr>
-        <w:tc>
-          <w:tcPr>
-            <w:tcW w:type="dxa" w:w="3419"/>
-            <w:shd w:fill="D9EAF7"/>
-          </w:tcPr>
-          <w:p>
-            <w:r/>
-            <w:r>
-              <w:rPr>
-                <w:rFonts w:ascii="Times New Roman" w:hAnsi="Times New Roman"/>
-                <w:b/>
                 <w:sz w:val="22"/>
               </w:rPr>
-              <w:t>Параметр</w:t>
+              <w:t>Сумма задолженности для урегулирования</w:t>
             </w:r>
           </w:p>
         </w:tc>
         <w:tc>
           <w:tcPr>
-            <w:tcW w:type="dxa" w:w="3419"/>
-            <w:shd w:fill="D9EAF7"/>
+            <w:tcW w:type="dxa" w:w="4844"/>
           </w:tcPr>
           <w:p>
-            <w:r/>
             <w:r>
               <w:rPr>
                 <w:rFonts w:ascii="Times New Roman" w:hAnsi="Times New Roman"/>
-                <w:b/>
                 <w:sz w:val="22"/>
               </w:rPr>
-              <w:t>Предложение заемщика</w:t>
-            </w:r>
-          </w:p>
-        </w:tc>
-        <w:tc>
-          <w:tcPr>
-            <w:tcW w:type="dxa" w:w="3419"/>
-            <w:shd w:fill="D9EAF7"/>
-          </w:tcPr>
-          <w:p>
-            <w:r/>
-            <w:r>
-              <w:rPr>
-                <w:rFonts w:ascii="Times New Roman" w:hAnsi="Times New Roman"/>
-                <w:b/>
-                <w:sz w:val="22"/>
-              </w:rPr>
-              <w:t>Комментарий</w:t>
+              <w:t>[СУММА] тенге</w:t>
             </w:r>
           </w:p>
         </w:tc>
@@ -339,114 +356,12 @@
       <w:tr>
         <w:tc>
           <w:tcPr>
-            <w:tcW w:type="dxa" w:w="3419"/>
+            <w:tcW w:type="dxa" w:w="4844"/>
           </w:tcPr>
           <w:p>
-            <w:r/>
             <w:r>
               <w:rPr>
                 <w:rFonts w:ascii="Times New Roman" w:hAnsi="Times New Roman"/>
-                <w:b/>
-                <w:sz w:val="22"/>
-              </w:rPr>
-              <w:t>Первоначальный платеж</w:t>
-            </w:r>
-          </w:p>
-        </w:tc>
-        <w:tc>
-          <w:tcPr>
-            <w:tcW w:type="dxa" w:w="3419"/>
-          </w:tcPr>
-          <w:p>
-            <w:r/>
-            <w:r>
-              <w:rPr>
-                <w:rFonts w:ascii="Times New Roman" w:hAnsi="Times New Roman"/>
-                <w:b w:val="0"/>
-                <w:sz w:val="22"/>
-              </w:rPr>
-              <w:t>[0 / сумма] тенге</w:t>
-            </w:r>
-          </w:p>
-        </w:tc>
-        <w:tc>
-          <w:tcPr>
-            <w:tcW w:type="dxa" w:w="3419"/>
-          </w:tcPr>
-          <w:p>
-            <w:r/>
-            <w:r>
-              <w:rPr>
-                <w:rFonts w:ascii="Times New Roman" w:hAnsi="Times New Roman"/>
-                <w:b w:val="0"/>
-                <w:sz w:val="22"/>
-              </w:rPr>
-              <w:t>Заполнять честно, без фантазии.</w:t>
-            </w:r>
-          </w:p>
-        </w:tc>
-      </w:tr>
-      <w:tr>
-        <w:tc>
-          <w:tcPr>
-            <w:tcW w:type="dxa" w:w="3419"/>
-          </w:tcPr>
-          <w:p>
-            <w:r/>
-            <w:r>
-              <w:rPr>
-                <w:rFonts w:ascii="Times New Roman" w:hAnsi="Times New Roman"/>
-                <w:b/>
-                <w:sz w:val="22"/>
-              </w:rPr>
-              <w:t>Ежемесячный платеж</w:t>
-            </w:r>
-          </w:p>
-        </w:tc>
-        <w:tc>
-          <w:tcPr>
-            <w:tcW w:type="dxa" w:w="3419"/>
-          </w:tcPr>
-          <w:p>
-            <w:r/>
-            <w:r>
-              <w:rPr>
-                <w:rFonts w:ascii="Times New Roman" w:hAnsi="Times New Roman"/>
-                <w:b w:val="0"/>
-                <w:sz w:val="22"/>
-              </w:rPr>
-              <w:t>[сумма] тенге</w:t>
-            </w:r>
-          </w:p>
-        </w:tc>
-        <w:tc>
-          <w:tcPr>
-            <w:tcW w:type="dxa" w:w="3419"/>
-          </w:tcPr>
-          <w:p>
-            <w:r/>
-            <w:r>
-              <w:rPr>
-                <w:rFonts w:ascii="Times New Roman" w:hAnsi="Times New Roman"/>
-                <w:b w:val="0"/>
-                <w:sz w:val="22"/>
-              </w:rPr>
-              <w:t>Лучше меньше, но стабильно.</w:t>
-            </w:r>
-          </w:p>
-        </w:tc>
-      </w:tr>
-      <w:tr>
-        <w:tc>
-          <w:tcPr>
-            <w:tcW w:type="dxa" w:w="3419"/>
-          </w:tcPr>
-          <w:p>
-            <w:r/>
-            <w:r>
-              <w:rPr>
-                <w:rFonts w:ascii="Times New Roman" w:hAnsi="Times New Roman"/>
-                <w:b/>
                 <w:sz w:val="22"/>
               </w:rPr>
               <w:t>Срок графика</w:t>
@@ -455,33 +370,15 @@
         </w:tc>
         <w:tc>
           <w:tcPr>
-            <w:tcW w:type="dxa" w:w="3419"/>
+            <w:tcW w:type="dxa" w:w="4844"/>
           </w:tcPr>
           <w:p>
-            <w:r/>
             <w:r>
               <w:rPr>
                 <w:rFonts w:ascii="Times New Roman" w:hAnsi="Times New Roman"/>
-                <w:b w:val="0"/>
                 <w:sz w:val="22"/>
               </w:rPr>
-              <w:t>[количество] месяцев</w:t>
-            </w:r>
-          </w:p>
-        </w:tc>
-        <w:tc>
-          <w:tcPr>
-            <w:tcW w:type="dxa" w:w="3419"/>
-          </w:tcPr>
-          <w:p>
-            <w:r/>
-            <w:r>
-              <w:rPr>
-                <w:rFonts w:ascii="Times New Roman" w:hAnsi="Times New Roman"/>
-                <w:b w:val="0"/>
-                <w:sz w:val="22"/>
-              </w:rPr>
-              <w:t>Можно написать “максимально возможный”.</w:t>
+              <w:t>[N] месяцев</w:t>
             </w:r>
           </w:p>
         </w:tc>
@@ -489,49 +386,29 @@
       <w:tr>
         <w:tc>
           <w:tcPr>
-            <w:tcW w:type="dxa" w:w="3419"/>
+            <w:tcW w:type="dxa" w:w="4844"/>
           </w:tcPr>
           <w:p>
-            <w:r/>
             <w:r>
               <w:rPr>
                 <w:rFonts w:ascii="Times New Roman" w:hAnsi="Times New Roman"/>
-                <w:b/>
                 <w:sz w:val="22"/>
               </w:rPr>
-              <w:t>Дата платежа</w:t>
+              <w:t>Ежемесячный платёж</w:t>
             </w:r>
           </w:p>
         </w:tc>
         <w:tc>
           <w:tcPr>
-            <w:tcW w:type="dxa" w:w="3419"/>
+            <w:tcW w:type="dxa" w:w="4844"/>
           </w:tcPr>
           <w:p>
-            <w:r/>
             <w:r>
               <w:rPr>
                 <w:rFonts w:ascii="Times New Roman" w:hAnsi="Times New Roman"/>
-                <w:b w:val="0"/>
                 <w:sz w:val="22"/>
               </w:rPr>
-              <w:t>[число] числа каждого месяца</w:t>
-            </w:r>
-          </w:p>
-        </w:tc>
-        <w:tc>
-          <w:tcPr>
-            <w:tcW w:type="dxa" w:w="3419"/>
-          </w:tcPr>
-          <w:p>
-            <w:r/>
-            <w:r>
-              <w:rPr>
-                <w:rFonts w:ascii="Times New Roman" w:hAnsi="Times New Roman"/>
-                <w:b w:val="0"/>
-                <w:sz w:val="22"/>
-              </w:rPr>
-              <w:t>Лучше после даты зарплаты/пособия.</w:t>
+              <w:t>[СУММА] тенге</w:t>
             </w:r>
           </w:p>
         </w:tc>
@@ -539,339 +416,159 @@
       <w:tr>
         <w:tc>
           <w:tcPr>
-            <w:tcW w:type="dxa" w:w="3419"/>
+            <w:tcW w:type="dxa" w:w="4844"/>
           </w:tcPr>
           <w:p>
-            <w:r/>
             <w:r>
               <w:rPr>
                 <w:rFonts w:ascii="Times New Roman" w:hAnsi="Times New Roman"/>
-                <w:b/>
                 <w:sz w:val="22"/>
               </w:rPr>
-              <w:t>Пени/штрафы</w:t>
+              <w:t>Последний (корректирующий) платёж</w:t>
             </w:r>
           </w:p>
         </w:tc>
         <w:tc>
           <w:tcPr>
-            <w:tcW w:type="dxa" w:w="3419"/>
+            <w:tcW w:type="dxa" w:w="4844"/>
           </w:tcPr>
           <w:p>
-            <w:r/>
             <w:r>
               <w:rPr>
                 <w:rFonts w:ascii="Times New Roman" w:hAnsi="Times New Roman"/>
-                <w:b w:val="0"/>
                 <w:sz w:val="22"/>
               </w:rPr>
-              <w:t>[просим уменьшить/списать]</w:t>
-            </w:r>
-          </w:p>
-        </w:tc>
-        <w:tc>
-          <w:tcPr>
-            <w:tcW w:type="dxa" w:w="3419"/>
-          </w:tcPr>
-          <w:p>
-            <w:r/>
-            <w:r>
-              <w:rPr>
-                <w:rFonts w:ascii="Times New Roman" w:hAnsi="Times New Roman"/>
-                <w:b w:val="0"/>
-                <w:sz w:val="22"/>
-              </w:rPr>
-              <w:t>На усмотрение кредитора.</w:t>
+              <w:t>[СУММА] тенге (при необходимости)</w:t>
             </w:r>
           </w:p>
         </w:tc>
       </w:tr>
     </w:tbl>
     <w:p>
+      <w:pPr>
+        <w:spacing w:before="0" w:after="40"/>
+        <w:ind w:firstLine="0"/>
+        <w:jc w:val="both"/>
+      </w:pPr>
+      <w:r>
+        <w:rPr>
+          <w:rFonts w:ascii="Times New Roman" w:hAnsi="Times New Roman"/>
+          <w:b w:val="0"/>
+          <w:sz w:val="24"/>
+        </w:rPr>
+      </w:r>
+    </w:p>
+    <w:p>
+      <w:pPr>
+        <w:spacing w:before="80" w:after="160"/>
+        <w:ind w:firstLine="709"/>
+        <w:jc w:val="both"/>
+      </w:pPr>
+      <w:r>
+        <w:rPr>
+          <w:rFonts w:ascii="Times New Roman" w:hAnsi="Times New Roman"/>
+          <w:b w:val="0"/>
+          <w:sz w:val="24"/>
+        </w:rPr>
+        <w:t>Детальный график платежей (с конкретными датами и суммами) прошу направить в письменном виде по результатам согласования. При необходимости готов(а) предоставить детальный предлагаемый график отдельным приложением.</w:t>
+      </w:r>
+    </w:p>
+    <w:p>
+      <w:pPr>
+        <w:spacing w:before="0" w:after="40"/>
+        <w:ind w:firstLine="0"/>
+        <w:jc w:val="both"/>
+      </w:pPr>
       <w:r>
         <w:rPr>
           <w:rFonts w:ascii="Times New Roman" w:hAnsi="Times New Roman"/>
           <w:b/>
-          <w:sz w:val="22"/>
+          <w:sz w:val="24"/>
         </w:rPr>
         <w:t>Приложения:</w:t>
       </w:r>
     </w:p>
     <w:p>
       <w:pPr>
-        <w:pStyle w:val="ListBullet"/>
+        <w:spacing w:before="0" w:after="40"/>
+        <w:ind w:firstLine="0"/>
+        <w:jc w:val="both"/>
       </w:pPr>
       <w:r>
         <w:rPr>
           <w:rFonts w:ascii="Times New Roman" w:hAnsi="Times New Roman"/>
-          <w:sz w:val="22"/>
+          <w:b w:val="0"/>
+          <w:sz w:val="24"/>
         </w:rPr>
-        <w:t>Копия удостоверения личности.</w:t>
+        <w:t>– Копия удостоверения личности заёмщика (при наличии).</w:t>
       </w:r>
     </w:p>
     <w:p>
       <w:pPr>
-        <w:pStyle w:val="ListBullet"/>
+        <w:spacing w:before="0" w:after="240"/>
+        <w:ind w:firstLine="0"/>
+        <w:jc w:val="both"/>
       </w:pPr>
       <w:r>
         <w:rPr>
           <w:rFonts w:ascii="Times New Roman" w:hAnsi="Times New Roman"/>
-          <w:sz w:val="22"/>
+          <w:b w:val="0"/>
+          <w:sz w:val="24"/>
         </w:rPr>
-        <w:t>Копия договора микрокредита/номер договора/скрин из личного кабинета.</w:t>
+        <w:t>– Кредитный отчёт / сведения по договору (при наличии).</w:t>
       </w:r>
     </w:p>
     <w:p>
       <w:pPr>
-        <w:pStyle w:val="ListBullet"/>
+        <w:spacing w:before="240" w:after="80"/>
+        <w:ind w:firstLine="0"/>
+        <w:jc w:val="both"/>
       </w:pPr>
       <w:r>
         <w:rPr>
           <w:rFonts w:ascii="Times New Roman" w:hAnsi="Times New Roman"/>
-          <w:sz w:val="22"/>
+          <w:b w:val="0"/>
+          <w:sz w:val="24"/>
         </w:rPr>
-        <w:t>Выписки по банковским счетам за 3-6 месяцев.</w:t>
       </w:r>
     </w:p>
     <w:p>
       <w:pPr>
-        <w:pStyle w:val="ListBullet"/>
+        <w:spacing w:before="0" w:after="0"/>
+        <w:ind w:firstLine="0"/>
+        <w:jc w:val="left"/>
       </w:pPr>
       <w:r>
         <w:rPr>
           <w:rFonts w:ascii="Times New Roman" w:hAnsi="Times New Roman"/>
-          <w:sz w:val="22"/>
+          <w:sz w:val="24"/>
         </w:rPr>
-        <w:t>Документы о доходах: справка, выписка ЕНПФ/ОПВ, пособия, трудовой договор, иное.</w:t>
+        <w:t>Дата: «___» ____________ 20___ г.          Подпись: _________________________ /</w:t>
       </w:r>
-    </w:p>
-    <w:p>
-      <w:pPr>
-        <w:pStyle w:val="ListBullet"/>
-      </w:pPr>
       <w:r>
         <w:rPr>
           <w:rFonts w:ascii="Times New Roman" w:hAnsi="Times New Roman"/>
-          <w:sz w:val="22"/>
+          <w:b/>
+          <w:sz w:val="24"/>
         </w:rPr>
-        <w:t>Документы о причине просрочки: увольнение, снижение дохода, медицинские документы, декрет, дети, ЧСИ, иное.</w:t>
+        <w:t>[ФИО должника]</w:t>
       </w:r>
-    </w:p>
-    <w:p>
-      <w:pPr>
-        <w:pStyle w:val="ListBullet"/>
-      </w:pPr>
       <w:r>
         <w:rPr>
           <w:rFonts w:ascii="Times New Roman" w:hAnsi="Times New Roman"/>
-          <w:sz w:val="22"/>
+          <w:sz w:val="24"/>
         </w:rPr>
-        <w:t>Кредитный отчет или список других обязательств - при наличии.</w:t>
+        <w:t>/</w:t>
       </w:r>
     </w:p>
-    <w:p>
-      <w:pPr>
-        <w:pStyle w:val="ListBullet"/>
-      </w:pPr>
-      <w:r>
-        <w:rPr>
-          <w:rFonts w:ascii="Times New Roman" w:hAnsi="Times New Roman"/>
-          <w:sz w:val="22"/>
-        </w:rPr>
-        <w:t>Доверенность представителя - если обращается представитель.</w:t>
-      </w:r>
-    </w:p>
-    <w:p>
-      <w:r>
-        <w:rPr>
-          <w:rFonts w:ascii="Times New Roman" w:hAnsi="Times New Roman"/>
-          <w:b w:val="0"/>
-          <w:sz w:val="22"/>
-        </w:rPr>
-        <w:t>Прошу направить ответ способом: [e-mail / WhatsApp / личный кабинет / почтовый адрес], а также выдать/направить регистрационный номер обращения.</w:t>
-      </w:r>
-    </w:p>
-    <w:p>
-      <w:r>
-        <w:rPr>
-          <w:rFonts w:ascii="Times New Roman" w:hAnsi="Times New Roman"/>
-          <w:b w:val="0"/>
-          <w:sz w:val="22"/>
-        </w:rPr>
-        <w:t>Согласие: даю согласие на обработку персональных данных для рассмотрения заявления и урегулирования задолженности.</w:t>
-      </w:r>
-    </w:p>
-    <w:p/>
-    <w:tbl>
-      <w:tblPr>
-        <w:tblW w:type="auto" w:w="0"/>
-        <w:tblLook w:firstColumn="1" w:firstRow="1" w:lastColumn="0" w:lastRow="0" w:noHBand="0" w:noVBand="1" w:val="04A0"/>
-        <w:tblBorders>
-          <w:top w:val="single" w:sz="4" w:space="0" w:color="BFBFBF"/>
-          <w:left w:val="single" w:sz="4" w:space="0" w:color="BFBFBF"/>
-          <w:bottom w:val="single" w:sz="4" w:space="0" w:color="BFBFBF"/>
-          <w:right w:val="single" w:sz="4" w:space="0" w:color="BFBFBF"/>
-          <w:insideH w:val="single" w:sz="4" w:space="0" w:color="BFBFBF"/>
-          <w:insideV w:val="single" w:sz="4" w:space="0" w:color="BFBFBF"/>
-        </w:tblBorders>
-      </w:tblPr>
-      <w:tblGrid>
-        <w:gridCol w:w="3419"/>
-        <w:gridCol w:w="3419"/>
-        <w:gridCol w:w="3419"/>
-      </w:tblGrid>
-      <w:tr>
-        <w:tc>
-          <w:tcPr>
-            <w:tcW w:type="dxa" w:w="2835"/>
-            <w:shd w:fill="F2F2F2"/>
-          </w:tcPr>
-          <w:p>
-            <w:r/>
-            <w:r>
-              <w:rPr>
-                <w:rFonts w:ascii="Times New Roman" w:hAnsi="Times New Roman"/>
-                <w:b/>
-                <w:sz w:val="22"/>
-              </w:rPr>
-              <w:t>Дата</w:t>
-            </w:r>
-          </w:p>
-        </w:tc>
-        <w:tc>
-          <w:tcPr>
-            <w:tcW w:type="dxa" w:w="2835"/>
-            <w:shd w:fill="F2F2F2"/>
-          </w:tcPr>
-          <w:p>
-            <w:r/>
-            <w:r>
-              <w:rPr>
-                <w:rFonts w:ascii="Times New Roman" w:hAnsi="Times New Roman"/>
-                <w:b/>
-                <w:sz w:val="22"/>
-              </w:rPr>
-              <w:t>Подпись</w:t>
-            </w:r>
-          </w:p>
-        </w:tc>
-        <w:tc>
-          <w:tcPr>
-            <w:tcW w:type="dxa" w:w="2835"/>
-            <w:shd w:fill="F2F2F2"/>
-          </w:tcPr>
-          <w:p>
-            <w:r/>
-            <w:r>
-              <w:rPr>
-                <w:rFonts w:ascii="Times New Roman" w:hAnsi="Times New Roman"/>
-                <w:b/>
-                <w:sz w:val="22"/>
-              </w:rPr>
-              <w:t>ФИО</w:t>
-            </w:r>
-          </w:p>
-        </w:tc>
-      </w:tr>
-      <w:tr>
-        <w:tc>
-          <w:tcPr>
-            <w:tcW w:type="dxa" w:w="2835"/>
-          </w:tcPr>
-          <w:p>
-            <w:r/>
-            <w:r>
-              <w:rPr>
-                <w:rFonts w:ascii="Times New Roman" w:hAnsi="Times New Roman"/>
-                <w:b w:val="0"/>
-                <w:sz w:val="22"/>
-              </w:rPr>
-              <w:t>«___» __________ 20___ г.</w:t>
-            </w:r>
-          </w:p>
-        </w:tc>
-        <w:tc>
-          <w:tcPr>
-            <w:tcW w:type="dxa" w:w="2835"/>
-          </w:tcPr>
-          <w:p>
-            <w:r/>
-            <w:r>
-              <w:rPr>
-                <w:rFonts w:ascii="Times New Roman" w:hAnsi="Times New Roman"/>
-                <w:b w:val="0"/>
-                <w:sz w:val="22"/>
-              </w:rPr>
-              <w:t>__________________</w:t>
-            </w:r>
-          </w:p>
-        </w:tc>
-        <w:tc>
-          <w:tcPr>
-            <w:tcW w:type="dxa" w:w="2835"/>
-          </w:tcPr>
-          <w:p>
-            <w:r/>
-            <w:r>
-              <w:rPr>
-                <w:rFonts w:ascii="Times New Roman" w:hAnsi="Times New Roman"/>
-                <w:b w:val="0"/>
-                <w:sz w:val="22"/>
-              </w:rPr>
-              <w:t>[ФИО заявителя]</w:t>
-            </w:r>
-          </w:p>
-        </w:tc>
-      </w:tr>
-    </w:tbl>
     <w:sectPr>
-      <w:headerReference w:type="default" r:id="rId9"/>
-      <w:footerReference w:type="default" r:id="rId10"/>
       <w:pgSz w:w="12240" w:h="15840"/>
-      <w:pgMar w:top="964" w:right="850" w:bottom="907" w:left="1134" w:header="720" w:footer="720" w:gutter="0"/>
+      <w:pgMar w:top="1134" w:right="850" w:bottom="1134" w:left="1701" w:header="720" w:footer="720" w:gutter="0"/>
       <w:cols w:space="720"/>
       <w:docGrid w:linePitch="360"/>
     </w:sectPr>
   </w:body>
 </w:document>
-</file>
-
-<file path=word/footer1.xml><?xml version="1.0" encoding="utf-8"?>
-<w:ftr xmlns:m="http://schemas.openxmlformats.org/officeDocument/2006/math" xmlns:mc="http://schemas.openxmlformats.org/markup-compatibility/2006" xmlns:mo="http://schemas.microsoft.com/office/mac/office/2008/main" xmlns:mv="urn:schemas-microsoft-com:mac:vml" xmlns:o="urn:schemas-microsoft-com:office:office" xmlns:r="http://schemas.openxmlformats.org/officeDocument/2006/relationships" xmlns:v="urn:schemas-microsoft-com:vml" xmlns:w10="urn:schemas-microsoft-com:office:word" xmlns:w14="http://schemas.microsoft.com/office/word/2010/wordml" xmlns:w="http://schemas.openxmlformats.org/wordprocessingml/2006/main" xmlns:wne="http://schemas.microsoft.com/office/word/2006/wordml" xmlns:wp14="http://schemas.microsoft.com/office/word/2010/wordprocessingDrawing" xmlns:wp="http://schemas.openxmlformats.org/drawingml/2006/wordprocessingDrawing" xmlns:wpc="http://schemas.microsoft.com/office/word/2010/wordprocessingCanvas" xmlns:wpg="http://schemas.microsoft.com/office/word/2010/wordprocessingGroup" xmlns:wpi="http://schemas.microsoft.com/office/word/2010/wordprocessingInk" xmlns:wps="http://schemas.microsoft.com/office/word/2010/wordprocessingShape" mc:Ignorable="w14 wp14">
-  <w:p>
-    <w:pPr>
-      <w:pStyle w:val="Footer"/>
-      <w:jc w:val="center"/>
-    </w:pPr>
-    <w:r>
-      <w:rPr>
-        <w:rFonts w:ascii="Times New Roman" w:hAnsi="Times New Roman"/>
-        <w:color w:val="646464"/>
-        <w:sz w:val="16"/>
-      </w:rPr>
-      <w:t>Шаблон для самостоятельного заполнения. Сложные случаи лучше проверить с юристом до подачи.</w:t>
-    </w:r>
-  </w:p>
-</w:ftr>
-</file>
-
-<file path=word/header1.xml><?xml version="1.0" encoding="utf-8"?>
-<w:hdr xmlns:m="http://schemas.openxmlformats.org/officeDocument/2006/math" xmlns:mc="http://schemas.openxmlformats.org/markup-compatibility/2006" xmlns:mo="http://schemas.microsoft.com/office/mac/office/2008/main" xmlns:mv="urn:schemas-microsoft-com:mac:vml" xmlns:o="urn:schemas-microsoft-com:office:office" xmlns:r="http://schemas.openxmlformats.org/officeDocument/2006/relationships" xmlns:v="urn:schemas-microsoft-com:vml" xmlns:w10="urn:schemas-microsoft-com:office:word" xmlns:w14="http://schemas.microsoft.com/office/word/2010/wordml" xmlns:w="http://schemas.openxmlformats.org/wordprocessingml/2006/main" xmlns:wne="http://schemas.microsoft.com/office/word/2006/wordml" xmlns:wp14="http://schemas.microsoft.com/office/word/2010/wordprocessingDrawing" xmlns:wp="http://schemas.openxmlformats.org/drawingml/2006/wordprocessingDrawing" xmlns:wpc="http://schemas.microsoft.com/office/word/2010/wordprocessingCanvas" xmlns:wpg="http://schemas.microsoft.com/office/word/2010/wordprocessingGroup" xmlns:wpi="http://schemas.microsoft.com/office/word/2010/wordprocessingInk" xmlns:wps="http://schemas.microsoft.com/office/word/2010/wordprocessingShape" mc:Ignorable="w14 wp14">
-  <w:p>
-    <w:pPr>
-      <w:pStyle w:val="Header"/>
-      <w:jc w:val="right"/>
-    </w:pPr>
-    <w:r>
-      <w:rPr>
-        <w:rFonts w:ascii="Times New Roman" w:hAnsi="Times New Roman"/>
-        <w:color w:val="646464"/>
-        <w:sz w:val="16"/>
-      </w:rPr>
-      <w:t>ZakonExpert.kz | Версия шаблонов: 19.06.2026</w:t>
-    </w:r>
-  </w:p>
-</w:hdr>
 </file>
 
 <file path=word/numbering.xml><?xml version="1.0" encoding="utf-8"?>
@@ -1237,10 +934,6 @@
     <w:name w:val="Normal"/>
     <w:qFormat/>
     <w:rsid w:val="00FC693F"/>
-    <w:rPr>
-      <w:rFonts w:ascii="Times New Roman" w:hAnsi="Times New Roman" w:eastAsia="Times New Roman"/>
-      <w:sz w:val="22"/>
-    </w:rPr>
   </w:style>
   <w:style w:type="paragraph" w:styleId="Header">
     <w:name w:val="header"/>
@@ -1301,7 +994,7 @@
       <w:outlineLvl w:val="0"/>
     </w:pPr>
     <w:rPr>
-      <w:rFonts w:asciiTheme="majorHAnsi" w:eastAsiaTheme="majorEastAsia" w:hAnsiTheme="majorHAnsi" w:cstheme="majorBidi" w:ascii="Times New Roman" w:hAnsi="Times New Roman" w:eastAsia="Times New Roman"/>
+      <w:rFonts w:asciiTheme="majorHAnsi" w:eastAsiaTheme="majorEastAsia" w:hAnsiTheme="majorHAnsi" w:cstheme="majorBidi"/>
       <w:b/>
       <w:bCs/>
       <w:color w:val="365F91" w:themeColor="accent1" w:themeShade="BF"/>
@@ -1325,11 +1018,11 @@
       <w:outlineLvl w:val="1"/>
     </w:pPr>
     <w:rPr>
-      <w:rFonts w:asciiTheme="majorHAnsi" w:eastAsiaTheme="majorEastAsia" w:hAnsiTheme="majorHAnsi" w:cstheme="majorBidi" w:ascii="Times New Roman" w:hAnsi="Times New Roman" w:eastAsia="Times New Roman"/>
+      <w:rFonts w:asciiTheme="majorHAnsi" w:eastAsiaTheme="majorEastAsia" w:hAnsiTheme="majorHAnsi" w:cstheme="majorBidi"/>
       <w:b/>
       <w:bCs/>
       <w:color w:val="4F81BD" w:themeColor="accent1"/>
-      <w:sz w:val="24"/>
+      <w:sz w:val="26"/>
       <w:szCs w:val="26"/>
     </w:rPr>
   </w:style>
@@ -1349,11 +1042,10 @@
       <w:outlineLvl w:val="2"/>
     </w:pPr>
     <w:rPr>
-      <w:rFonts w:asciiTheme="majorHAnsi" w:eastAsiaTheme="majorEastAsia" w:hAnsiTheme="majorHAnsi" w:cstheme="majorBidi" w:ascii="Times New Roman" w:hAnsi="Times New Roman" w:eastAsia="Times New Roman"/>
+      <w:rFonts w:asciiTheme="majorHAnsi" w:eastAsiaTheme="majorEastAsia" w:hAnsiTheme="majorHAnsi" w:cstheme="majorBidi"/>
       <w:b/>
       <w:bCs/>
       <w:color w:val="4F81BD" w:themeColor="accent1"/>
-      <w:sz w:val="22"/>
     </w:rPr>
   </w:style>
   <w:style w:type="paragraph" w:styleId="Heading4">
@@ -1591,12 +1283,11 @@
       <w:contextualSpacing/>
     </w:pPr>
     <w:rPr>
-      <w:rFonts w:asciiTheme="majorHAnsi" w:eastAsiaTheme="majorEastAsia" w:hAnsiTheme="majorHAnsi" w:cstheme="majorBidi" w:ascii="Times New Roman" w:hAnsi="Times New Roman" w:eastAsia="Times New Roman"/>
-      <w:b/>
+      <w:rFonts w:asciiTheme="majorHAnsi" w:eastAsiaTheme="majorEastAsia" w:hAnsiTheme="majorHAnsi" w:cstheme="majorBidi"/>
       <w:color w:val="17365D" w:themeColor="text2" w:themeShade="BF"/>
       <w:spacing w:val="5"/>
       <w:kern w:val="28"/>
-      <w:sz w:val="30"/>
+      <w:sz w:val="52"/>
       <w:szCs w:val="52"/>
     </w:rPr>
   </w:style>
